--- a/output/word/C言語プログラミング教材_メインテキスト_応用編.docx
+++ b/output/word/C言語プログラミング教材_メインテキスト_応用編.docx
@@ -1021,14 +1021,29 @@
       <w:r>
         <w:rPr>
           <w:rStyle w:val="VerbatimChar"/>
-          <w:rFonts w:hint="eastAsia"/>
-        </w:rPr>
-        <w:t xml:space="preserve">配列</w:t>
+        </w:rPr>
+        <w:t xml:space="preserve">graph LR</w:t>
+      </w:r>
+      <w:r>
+        <w:br/>
       </w:r>
       <w:r>
         <w:rPr>
           <w:rStyle w:val="VerbatimChar"/>
         </w:rPr>
+        <w:t xml:space="preserve">    subgraph </w:t>
+      </w:r>
+      <w:r>
+        <w:rPr>
+          <w:rStyle w:val="VerbatimChar"/>
+          <w:rFonts w:hint="eastAsia"/>
+        </w:rPr>
+        <w:t xml:space="preserve">"配列</w:t>
+      </w:r>
+      <w:r>
+        <w:rPr>
+          <w:rStyle w:val="VerbatimChar"/>
+        </w:rPr>
         <w:t xml:space="preserve"> int numbers[5] </w:t>
       </w:r>
       <w:r>
@@ -1036,10 +1051,7 @@
           <w:rStyle w:val="VerbatimChar"/>
           <w:rFonts w:hint="eastAsia"/>
         </w:rPr>
-        <w:t xml:space="preserve">のメモリ配置：</w:t>
-      </w:r>
-      <w:r>
-        <w:br/>
+        <w:t xml:space="preserve">のメモリ配置"</w:t>
       </w:r>
       <w:r>
         <w:br/>
@@ -1048,7 +1060,7 @@
         <w:rPr>
           <w:rStyle w:val="VerbatimChar"/>
         </w:rPr>
-        <w:t xml:space="preserve">インデックス:  [0]    [1]    [2]    [3]    [4]</w:t>
+        <w:t xml:space="preserve">        A["[0]&lt;br/&gt;10"] </w:t>
       </w:r>
       <w:r>
         <w:br/>
@@ -1057,7 +1069,7 @@
         <w:rPr>
           <w:rStyle w:val="VerbatimChar"/>
         </w:rPr>
-        <w:t xml:space="preserve">            +------+------+------+------+------+</w:t>
+        <w:t xml:space="preserve">        B["[1]&lt;br/&gt;20"]</w:t>
       </w:r>
       <w:r>
         <w:br/>
@@ -1065,15 +1077,17 @@
       <w:r>
         <w:rPr>
           <w:rStyle w:val="VerbatimChar"/>
-          <w:rFonts w:hint="eastAsia"/>
-        </w:rPr>
-        <w:t xml:space="preserve">値:</w:t>
+        </w:rPr>
+        <w:t xml:space="preserve">        C["[2]&lt;br/&gt;30"]</w:t>
+      </w:r>
+      <w:r>
+        <w:br/>
       </w:r>
       <w:r>
         <w:rPr>
           <w:rStyle w:val="VerbatimChar"/>
         </w:rPr>
-        <w:t xml:space="preserve">         |  10  |  20  |  30  |  40  |  50  |</w:t>
+        <w:t xml:space="preserve">        D["[3]&lt;br/&gt;40"]</w:t>
       </w:r>
       <w:r>
         <w:br/>
@@ -1082,7 +1096,167 @@
         <w:rPr>
           <w:rStyle w:val="VerbatimChar"/>
         </w:rPr>
-        <w:t xml:space="preserve">            +------+------+------+------+------+</w:t>
+        <w:t xml:space="preserve">        E["[4]&lt;br/&gt;50"]</w:t>
+      </w:r>
+      <w:r>
+        <w:br/>
+      </w:r>
+      <w:r>
+        <w:rPr>
+          <w:rStyle w:val="VerbatimChar"/>
+        </w:rPr>
+        <w:t xml:space="preserve">        </w:t>
+      </w:r>
+      <w:r>
+        <w:br/>
+      </w:r>
+      <w:r>
+        <w:rPr>
+          <w:rStyle w:val="VerbatimChar"/>
+        </w:rPr>
+        <w:t xml:space="preserve">        A </w:t>
+      </w:r>
+      <w:r>
+        <w:rPr>
+          <w:rStyle w:val="VerbatimChar"/>
+          <w:rFonts w:hint="eastAsia"/>
+        </w:rPr>
+        <w:t xml:space="preserve">---|連続|</w:t>
+      </w:r>
+      <w:r>
+        <w:rPr>
+          <w:rStyle w:val="VerbatimChar"/>
+        </w:rPr>
+        <w:t xml:space="preserve"> B</w:t>
+      </w:r>
+      <w:r>
+        <w:br/>
+      </w:r>
+      <w:r>
+        <w:rPr>
+          <w:rStyle w:val="VerbatimChar"/>
+        </w:rPr>
+        <w:t xml:space="preserve">        B </w:t>
+      </w:r>
+      <w:r>
+        <w:rPr>
+          <w:rStyle w:val="VerbatimChar"/>
+          <w:rFonts w:hint="eastAsia"/>
+        </w:rPr>
+        <w:t xml:space="preserve">---|連続|</w:t>
+      </w:r>
+      <w:r>
+        <w:rPr>
+          <w:rStyle w:val="VerbatimChar"/>
+        </w:rPr>
+        <w:t xml:space="preserve"> C</w:t>
+      </w:r>
+      <w:r>
+        <w:br/>
+      </w:r>
+      <w:r>
+        <w:rPr>
+          <w:rStyle w:val="VerbatimChar"/>
+        </w:rPr>
+        <w:t xml:space="preserve">        C </w:t>
+      </w:r>
+      <w:r>
+        <w:rPr>
+          <w:rStyle w:val="VerbatimChar"/>
+          <w:rFonts w:hint="eastAsia"/>
+        </w:rPr>
+        <w:t xml:space="preserve">---|連続|</w:t>
+      </w:r>
+      <w:r>
+        <w:rPr>
+          <w:rStyle w:val="VerbatimChar"/>
+        </w:rPr>
+        <w:t xml:space="preserve"> D</w:t>
+      </w:r>
+      <w:r>
+        <w:br/>
+      </w:r>
+      <w:r>
+        <w:rPr>
+          <w:rStyle w:val="VerbatimChar"/>
+        </w:rPr>
+        <w:t xml:space="preserve">        D </w:t>
+      </w:r>
+      <w:r>
+        <w:rPr>
+          <w:rStyle w:val="VerbatimChar"/>
+          <w:rFonts w:hint="eastAsia"/>
+        </w:rPr>
+        <w:t xml:space="preserve">---|連続|</w:t>
+      </w:r>
+      <w:r>
+        <w:rPr>
+          <w:rStyle w:val="VerbatimChar"/>
+        </w:rPr>
+        <w:t xml:space="preserve"> E</w:t>
+      </w:r>
+      <w:r>
+        <w:br/>
+      </w:r>
+      <w:r>
+        <w:rPr>
+          <w:rStyle w:val="VerbatimChar"/>
+        </w:rPr>
+        <w:t xml:space="preserve">    end</w:t>
+      </w:r>
+      <w:r>
+        <w:br/>
+      </w:r>
+      <w:r>
+        <w:rPr>
+          <w:rStyle w:val="VerbatimChar"/>
+        </w:rPr>
+        <w:t xml:space="preserve">    </w:t>
+      </w:r>
+      <w:r>
+        <w:br/>
+      </w:r>
+      <w:r>
+        <w:rPr>
+          <w:rStyle w:val="VerbatimChar"/>
+        </w:rPr>
+        <w:t xml:space="preserve">    style A fill:#f9f,stroke:#333,stroke-width:2px</w:t>
+      </w:r>
+      <w:r>
+        <w:br/>
+      </w:r>
+      <w:r>
+        <w:rPr>
+          <w:rStyle w:val="VerbatimChar"/>
+        </w:rPr>
+        <w:t xml:space="preserve">    style B fill:#f9f,stroke:#333,stroke-width:2px</w:t>
+      </w:r>
+      <w:r>
+        <w:br/>
+      </w:r>
+      <w:r>
+        <w:rPr>
+          <w:rStyle w:val="VerbatimChar"/>
+        </w:rPr>
+        <w:t xml:space="preserve">    style C fill:#f9f,stroke:#333,stroke-width:2px</w:t>
+      </w:r>
+      <w:r>
+        <w:br/>
+      </w:r>
+      <w:r>
+        <w:rPr>
+          <w:rStyle w:val="VerbatimChar"/>
+        </w:rPr>
+        <w:t xml:space="preserve">    style D fill:#f9f,stroke:#333,stroke-width:2px</w:t>
+      </w:r>
+      <w:r>
+        <w:br/>
+      </w:r>
+      <w:r>
+        <w:rPr>
+          <w:rStyle w:val="VerbatimChar"/>
+        </w:rPr>
+        <w:t xml:space="preserve">    style E fill:#f9f,stroke:#333,stroke-width:2px</w:t>
       </w:r>
     </w:p>
     <w:bookmarkEnd w:id="30"/>
@@ -21229,14 +21403,29 @@
       <w:r>
         <w:rPr>
           <w:rStyle w:val="VerbatimChar"/>
-          <w:rFonts w:hint="eastAsia"/>
-        </w:rPr>
-        <w:t xml:space="preserve">配列</w:t>
+        </w:rPr>
+        <w:t xml:space="preserve">graph TB</w:t>
+      </w:r>
+      <w:r>
+        <w:br/>
       </w:r>
       <w:r>
         <w:rPr>
           <w:rStyle w:val="VerbatimChar"/>
         </w:rPr>
+        <w:t xml:space="preserve">    subgraph </w:t>
+      </w:r>
+      <w:r>
+        <w:rPr>
+          <w:rStyle w:val="VerbatimChar"/>
+          <w:rFonts w:hint="eastAsia"/>
+        </w:rPr>
+        <w:t xml:space="preserve">"配列</w:t>
+      </w:r>
+      <w:r>
+        <w:rPr>
+          <w:rStyle w:val="VerbatimChar"/>
+        </w:rPr>
         <w:t xml:space="preserve"> int arr[5] = {10, 20, 30, 40, 50} </w:t>
       </w:r>
       <w:r>
@@ -21244,10 +21433,7 @@
           <w:rStyle w:val="VerbatimChar"/>
           <w:rFonts w:hint="eastAsia"/>
         </w:rPr>
-        <w:t xml:space="preserve">のメモリ配置：</w:t>
-      </w:r>
-      <w:r>
-        <w:br/>
+        <w:t xml:space="preserve">のメモリ配置"</w:t>
       </w:r>
       <w:r>
         <w:br/>
@@ -21256,25 +21442,20 @@
         <w:rPr>
           <w:rStyle w:val="VerbatimChar"/>
         </w:rPr>
-        <w:t xml:space="preserve">アドレス:  1000    1004    1008    1012    1016</w:t>
-      </w:r>
-      <w:r>
-        <w:br/>
+        <w:t xml:space="preserve">        A["アドレス: </w:t>
       </w:r>
       <w:r>
         <w:rPr>
           <w:rStyle w:val="VerbatimChar"/>
-        </w:rPr>
-        <w:t xml:space="preserve">         +-------+-------+-------+-------+-------+</w:t>
-      </w:r>
-      <w:r>
-        <w:br/>
+          <w:rFonts w:hint="eastAsia"/>
+        </w:rPr>
+        <w:t xml:space="preserve">1000&lt;br/&gt;値:</w:t>
       </w:r>
       <w:r>
         <w:rPr>
           <w:rStyle w:val="VerbatimChar"/>
         </w:rPr>
-        <w:t xml:space="preserve">         |  10   |  20   |  30   |  40   |  50   |</w:t>
+        <w:t xml:space="preserve"> 10&lt;br/&gt;arr[0]"]</w:t>
       </w:r>
       <w:r>
         <w:br/>
@@ -21283,32 +21464,208 @@
         <w:rPr>
           <w:rStyle w:val="VerbatimChar"/>
         </w:rPr>
-        <w:t xml:space="preserve">         +-------+-------+-------+-------+-------+</w:t>
-      </w:r>
-      <w:r>
-        <w:br/>
+        <w:t xml:space="preserve">        B["アドレス: </w:t>
       </w:r>
       <w:r>
         <w:rPr>
           <w:rStyle w:val="VerbatimChar"/>
-        </w:rPr>
-        <w:t xml:space="preserve">         ↑</w:t>
-      </w:r>
-      <w:r>
-        <w:br/>
+          <w:rFonts w:hint="eastAsia"/>
+        </w:rPr>
+        <w:t xml:space="preserve">1004&lt;br/&gt;値:</w:t>
       </w:r>
       <w:r>
         <w:rPr>
           <w:rStyle w:val="VerbatimChar"/>
         </w:rPr>
-        <w:t xml:space="preserve">         </w:t>
+        <w:t xml:space="preserve"> 20&lt;br/&gt;arr[1]"]</w:t>
+      </w:r>
+      <w:r>
+        <w:br/>
       </w:r>
       <w:r>
         <w:rPr>
           <w:rStyle w:val="VerbatimChar"/>
-          <w:rFonts w:hint="eastAsia"/>
-        </w:rPr>
-        <w:t xml:space="preserve">arr（配列名）は、この最初の要素のアドレス（1000）を表す</w:t>
+        </w:rPr>
+        <w:t xml:space="preserve">        C["アドレス: </w:t>
+      </w:r>
+      <w:r>
+        <w:rPr>
+          <w:rStyle w:val="VerbatimChar"/>
+          <w:rFonts w:hint="eastAsia"/>
+        </w:rPr>
+        <w:t xml:space="preserve">1008&lt;br/&gt;値:</w:t>
+      </w:r>
+      <w:r>
+        <w:rPr>
+          <w:rStyle w:val="VerbatimChar"/>
+        </w:rPr>
+        <w:t xml:space="preserve"> 30&lt;br/&gt;arr[2]"]</w:t>
+      </w:r>
+      <w:r>
+        <w:br/>
+      </w:r>
+      <w:r>
+        <w:rPr>
+          <w:rStyle w:val="VerbatimChar"/>
+        </w:rPr>
+        <w:t xml:space="preserve">        D["アドレス: </w:t>
+      </w:r>
+      <w:r>
+        <w:rPr>
+          <w:rStyle w:val="VerbatimChar"/>
+          <w:rFonts w:hint="eastAsia"/>
+        </w:rPr>
+        <w:t xml:space="preserve">1012&lt;br/&gt;値:</w:t>
+      </w:r>
+      <w:r>
+        <w:rPr>
+          <w:rStyle w:val="VerbatimChar"/>
+        </w:rPr>
+        <w:t xml:space="preserve"> 40&lt;br/&gt;arr[3]"]</w:t>
+      </w:r>
+      <w:r>
+        <w:br/>
+      </w:r>
+      <w:r>
+        <w:rPr>
+          <w:rStyle w:val="VerbatimChar"/>
+        </w:rPr>
+        <w:t xml:space="preserve">        E["アドレス: </w:t>
+      </w:r>
+      <w:r>
+        <w:rPr>
+          <w:rStyle w:val="VerbatimChar"/>
+          <w:rFonts w:hint="eastAsia"/>
+        </w:rPr>
+        <w:t xml:space="preserve">1016&lt;br/&gt;値:</w:t>
+      </w:r>
+      <w:r>
+        <w:rPr>
+          <w:rStyle w:val="VerbatimChar"/>
+        </w:rPr>
+        <w:t xml:space="preserve"> 50&lt;br/&gt;arr[4]"]</w:t>
+      </w:r>
+      <w:r>
+        <w:br/>
+      </w:r>
+      <w:r>
+        <w:rPr>
+          <w:rStyle w:val="VerbatimChar"/>
+        </w:rPr>
+        <w:t xml:space="preserve">    end</w:t>
+      </w:r>
+      <w:r>
+        <w:br/>
+      </w:r>
+      <w:r>
+        <w:rPr>
+          <w:rStyle w:val="VerbatimChar"/>
+        </w:rPr>
+        <w:t xml:space="preserve">    </w:t>
+      </w:r>
+      <w:r>
+        <w:br/>
+      </w:r>
+      <w:r>
+        <w:rPr>
+          <w:rStyle w:val="VerbatimChar"/>
+        </w:rPr>
+        <w:t xml:space="preserve">    </w:t>
+      </w:r>
+      <w:r>
+        <w:rPr>
+          <w:rStyle w:val="VerbatimChar"/>
+          <w:rFonts w:hint="eastAsia"/>
+        </w:rPr>
+        <w:t xml:space="preserve">F["arr（配列名）"]</w:t>
+      </w:r>
+      <w:r>
+        <w:br/>
+      </w:r>
+      <w:r>
+        <w:rPr>
+          <w:rStyle w:val="VerbatimChar"/>
+        </w:rPr>
+        <w:t xml:space="preserve">    F --&gt; A</w:t>
+      </w:r>
+      <w:r>
+        <w:br/>
+      </w:r>
+      <w:r>
+        <w:rPr>
+          <w:rStyle w:val="VerbatimChar"/>
+        </w:rPr>
+        <w:t xml:space="preserve">    F -.- </w:t>
+      </w:r>
+      <w:r>
+        <w:rPr>
+          <w:rStyle w:val="VerbatimChar"/>
+          <w:rFonts w:hint="eastAsia"/>
+        </w:rPr>
+        <w:t xml:space="preserve">G["最初の要素のアドレス（1000）を表す"]</w:t>
+      </w:r>
+      <w:r>
+        <w:br/>
+      </w:r>
+      <w:r>
+        <w:rPr>
+          <w:rStyle w:val="VerbatimChar"/>
+        </w:rPr>
+        <w:t xml:space="preserve">    </w:t>
+      </w:r>
+      <w:r>
+        <w:br/>
+      </w:r>
+      <w:r>
+        <w:rPr>
+          <w:rStyle w:val="VerbatimChar"/>
+        </w:rPr>
+        <w:t xml:space="preserve">    style A fill:#ffd,stroke:#333,stroke-width:3px</w:t>
+      </w:r>
+      <w:r>
+        <w:br/>
+      </w:r>
+      <w:r>
+        <w:rPr>
+          <w:rStyle w:val="VerbatimChar"/>
+        </w:rPr>
+        <w:t xml:space="preserve">    style B fill:#ffd,stroke:#333,stroke-width:2px</w:t>
+      </w:r>
+      <w:r>
+        <w:br/>
+      </w:r>
+      <w:r>
+        <w:rPr>
+          <w:rStyle w:val="VerbatimChar"/>
+        </w:rPr>
+        <w:t xml:space="preserve">    style C fill:#ffd,stroke:#333,stroke-width:2px</w:t>
+      </w:r>
+      <w:r>
+        <w:br/>
+      </w:r>
+      <w:r>
+        <w:rPr>
+          <w:rStyle w:val="VerbatimChar"/>
+        </w:rPr>
+        <w:t xml:space="preserve">    style D fill:#ffd,stroke:#333,stroke-width:2px</w:t>
+      </w:r>
+      <w:r>
+        <w:br/>
+      </w:r>
+      <w:r>
+        <w:rPr>
+          <w:rStyle w:val="VerbatimChar"/>
+        </w:rPr>
+        <w:t xml:space="preserve">    style E fill:#ffd,stroke:#333,stroke-width:2px</w:t>
+      </w:r>
+      <w:r>
+        <w:br/>
+      </w:r>
+      <w:r>
+        <w:rPr>
+          <w:rStyle w:val="VerbatimChar"/>
+        </w:rPr>
+        <w:t xml:space="preserve">    style F fill:#dff,stroke:#333,stroke-width:2px</w:t>
       </w:r>
     </w:p>
     <w:bookmarkEnd w:id="148"/>
@@ -21881,46 +22238,45 @@
         <w:rPr>
           <w:rStyle w:val="VerbatimChar"/>
         </w:rPr>
-        <w:t xml:space="preserve">arr[i] </w:t>
+        <w:t xml:space="preserve">flowchart LR</w:t>
+      </w:r>
+      <w:r>
+        <w:br/>
       </w:r>
       <w:r>
         <w:rPr>
           <w:rStyle w:val="VerbatimChar"/>
-          <w:rFonts w:hint="eastAsia"/>
-        </w:rPr>
-        <w:t xml:space="preserve">の仕組み：</w:t>
-      </w:r>
-      <w:r>
-        <w:br/>
-      </w:r>
-      <w:r>
-        <w:br/>
+        </w:rPr>
+        <w:t xml:space="preserve">    A["arr[i] </w:t>
       </w:r>
       <w:r>
         <w:rPr>
           <w:rStyle w:val="VerbatimChar"/>
-        </w:rPr>
-        <w:t xml:space="preserve">1. arr </w:t>
+          <w:rFonts w:hint="eastAsia"/>
+        </w:rPr>
+        <w:t xml:space="preserve">の仕組み"]</w:t>
+      </w:r>
+      <w:r>
+        <w:br/>
       </w:r>
       <w:r>
         <w:rPr>
           <w:rStyle w:val="VerbatimChar"/>
-          <w:rFonts w:hint="eastAsia"/>
-        </w:rPr>
-        <w:t xml:space="preserve">は配列の先頭アドレス（例:</w:t>
+        </w:rPr>
+        <w:t xml:space="preserve">    A --&gt; B["1. arr = </w:t>
       </w:r>
       <w:r>
         <w:rPr>
           <w:rStyle w:val="VerbatimChar"/>
-        </w:rPr>
-        <w:t xml:space="preserve"> </w:t>
+          <w:rFonts w:hint="eastAsia"/>
+        </w:rPr>
+        <w:t xml:space="preserve">先頭アドレス&lt;br/&gt;(例:</w:t>
       </w:r>
       <w:r>
         <w:rPr>
           <w:rStyle w:val="VerbatimChar"/>
-          <w:rFonts w:hint="eastAsia"/>
-        </w:rPr>
-        <w:t xml:space="preserve">1000）</w:t>
+        </w:rPr>
+        <w:t xml:space="preserve"> 1000)"]</w:t>
       </w:r>
       <w:r>
         <w:br/>
@@ -21929,65 +22285,65 @@
         <w:rPr>
           <w:rStyle w:val="VerbatimChar"/>
         </w:rPr>
-        <w:t xml:space="preserve">2. i </w:t>
+        <w:t xml:space="preserve">    B --&gt; C["2. i = </w:t>
       </w:r>
       <w:r>
         <w:rPr>
           <w:rStyle w:val="VerbatimChar"/>
           <w:rFonts w:hint="eastAsia"/>
         </w:rPr>
-        <w:t xml:space="preserve">は配列のインデックス（例:</w:t>
+        <w:t xml:space="preserve">インデックス&lt;br/&gt;(例:</w:t>
       </w:r>
       <w:r>
         <w:rPr>
           <w:rStyle w:val="VerbatimChar"/>
         </w:rPr>
-        <w:t xml:space="preserve"> </w:t>
+        <w:t xml:space="preserve"> 2)"]</w:t>
+      </w:r>
+      <w:r>
+        <w:br/>
       </w:r>
       <w:r>
         <w:rPr>
           <w:rStyle w:val="VerbatimChar"/>
-          <w:rFonts w:hint="eastAsia"/>
-        </w:rPr>
-        <w:t xml:space="preserve">2）</w:t>
-      </w:r>
-      <w:r>
-        <w:br/>
+        </w:rPr>
+        <w:t xml:space="preserve">    C --&gt; D["3. arr + i </w:t>
       </w:r>
       <w:r>
         <w:rPr>
           <w:rStyle w:val="VerbatimChar"/>
-        </w:rPr>
-        <w:t xml:space="preserve">3. arr + i は、arr から </w:t>
+          <w:rFonts w:hint="eastAsia"/>
+        </w:rPr>
+        <w:t xml:space="preserve">=&lt;br/&gt;i要素分進んだアドレス"]</w:t>
+      </w:r>
+      <w:r>
+        <w:br/>
       </w:r>
       <w:r>
         <w:rPr>
           <w:rStyle w:val="VerbatimChar"/>
-          <w:rFonts w:hint="eastAsia"/>
-        </w:rPr>
-        <w:t xml:space="preserve">i要素分進んだアドレス</w:t>
-      </w:r>
-      <w:r>
-        <w:br/>
+        </w:rPr>
+        <w:t xml:space="preserve">    D --&gt; </w:t>
       </w:r>
       <w:r>
         <w:rPr>
           <w:rStyle w:val="VerbatimChar"/>
-        </w:rPr>
-        <w:t xml:space="preserve">   - </w:t>
+          <w:rFonts w:hint="eastAsia"/>
+        </w:rPr>
+        <w:t xml:space="preserve">E["実際のアドレス計算:&lt;br/&gt;1000</w:t>
       </w:r>
       <w:r>
         <w:rPr>
           <w:rStyle w:val="VerbatimChar"/>
-          <w:rFonts w:hint="eastAsia"/>
-        </w:rPr>
-        <w:t xml:space="preserve">実際のアドレス</w:t>
+        </w:rPr>
+        <w:t xml:space="preserve"> + (2 × 4) = </w:t>
       </w:r>
       <w:r>
         <w:rPr>
           <w:rStyle w:val="VerbatimChar"/>
-        </w:rPr>
-        <w:t xml:space="preserve"> = 1000 + (2 × 4) = 1008</w:t>
+          <w:rFonts w:hint="eastAsia"/>
+        </w:rPr>
+        <w:t xml:space="preserve">1008&lt;br/&gt;(int型は4バイト)"]</w:t>
       </w:r>
       <w:r>
         <w:br/>
@@ -21996,14 +22352,14 @@
         <w:rPr>
           <w:rStyle w:val="VerbatimChar"/>
         </w:rPr>
-        <w:t xml:space="preserve">   - </w:t>
+        <w:t xml:space="preserve">    E --&gt; F["4. *(arr + i) </w:t>
       </w:r>
       <w:r>
         <w:rPr>
           <w:rStyle w:val="VerbatimChar"/>
           <w:rFonts w:hint="eastAsia"/>
         </w:rPr>
-        <w:t xml:space="preserve">（int型は4バイトなので）</w:t>
+        <w:t xml:space="preserve">=&lt;br/&gt;そのアドレスの値を取得"]</w:t>
       </w:r>
       <w:r>
         <w:br/>
@@ -22012,14 +22368,14 @@
         <w:rPr>
           <w:rStyle w:val="VerbatimChar"/>
         </w:rPr>
-        <w:t xml:space="preserve">4. *(arr + i) </w:t>
+        <w:t xml:space="preserve">    F --&gt; G["5. これは arr[2] </w:t>
       </w:r>
       <w:r>
         <w:rPr>
           <w:rStyle w:val="VerbatimChar"/>
           <w:rFonts w:hint="eastAsia"/>
         </w:rPr>
-        <w:t xml:space="preserve">は、そのアドレスの値を取得</w:t>
+        <w:t xml:space="preserve">と同じ！"]</w:t>
       </w:r>
       <w:r>
         <w:br/>
@@ -22028,14 +22384,25 @@
         <w:rPr>
           <w:rStyle w:val="VerbatimChar"/>
         </w:rPr>
-        <w:t xml:space="preserve">5. これは arr[2] </w:t>
+        <w:t xml:space="preserve">    </w:t>
+      </w:r>
+      <w:r>
+        <w:br/>
       </w:r>
       <w:r>
         <w:rPr>
           <w:rStyle w:val="VerbatimChar"/>
-          <w:rFonts w:hint="eastAsia"/>
-        </w:rPr>
-        <w:t xml:space="preserve">と同じ！</w:t>
+        </w:rPr>
+        <w:t xml:space="preserve">    style A fill:#fdd,stroke:#333,stroke-width:2px</w:t>
+      </w:r>
+      <w:r>
+        <w:br/>
+      </w:r>
+      <w:r>
+        <w:rPr>
+          <w:rStyle w:val="VerbatimChar"/>
+        </w:rPr>
+        <w:t xml:space="preserve">    style G fill:#dfd,stroke:#333,stroke-width:2px</w:t>
       </w:r>
     </w:p>
     <w:bookmarkEnd w:id="151"/>
@@ -40882,12 +41249,8 @@
       <w:r>
         <w:rPr>
           <w:rStyle w:val="VerbatimChar"/>
-          <w:rFonts w:hint="eastAsia"/>
-        </w:rPr>
-        <w:t xml:space="preserve">関数呼び出し時のメモリの様子：</w:t>
-      </w:r>
-      <w:r>
-        <w:br/>
+        </w:rPr>
+        <w:t xml:space="preserve">graph LR</w:t>
       </w:r>
       <w:r>
         <w:br/>
@@ -40895,22 +41258,24 @@
       <w:r>
         <w:rPr>
           <w:rStyle w:val="VerbatimChar"/>
-          <w:rFonts w:hint="eastAsia"/>
-        </w:rPr>
-        <w:t xml:space="preserve">main関数のメモリ:</w:t>
+        </w:rPr>
+        <w:t xml:space="preserve">    subgraph </w:t>
       </w:r>
       <w:r>
         <w:rPr>
           <w:rStyle w:val="VerbatimChar"/>
-        </w:rPr>
-        <w:t xml:space="preserve">                  </w:t>
+          <w:rFonts w:hint="eastAsia"/>
+        </w:rPr>
+        <w:t xml:space="preserve">"main関数のメモリ"</w:t>
+      </w:r>
+      <w:r>
+        <w:br/>
       </w:r>
       <w:r>
         <w:rPr>
           <w:rStyle w:val="VerbatimChar"/>
-          <w:rFonts w:hint="eastAsia"/>
-        </w:rPr>
-        <w:t xml:space="preserve">modify_value関数のメモリ:</w:t>
+        </w:rPr>
+        <w:t xml:space="preserve">        A1["num = 10"]</w:t>
       </w:r>
       <w:r>
         <w:br/>
@@ -40919,29 +41284,32 @@
         <w:rPr>
           <w:rStyle w:val="VerbatimChar"/>
         </w:rPr>
-        <w:t xml:space="preserve">+---------------+                +---------------+</w:t>
-      </w:r>
-      <w:r>
-        <w:br/>
+        <w:t xml:space="preserve">        A2["num = </w:t>
       </w:r>
       <w:r>
         <w:rPr>
           <w:rStyle w:val="VerbatimChar"/>
-        </w:rPr>
-        <w:t xml:space="preserve">| num = 10      | </w:t>
+          <w:rFonts w:hint="eastAsia"/>
+        </w:rPr>
+        <w:t xml:space="preserve">10&lt;br/&gt;(変更されない)"]</w:t>
+      </w:r>
+      <w:r>
+        <w:br/>
       </w:r>
       <w:r>
         <w:rPr>
           <w:rStyle w:val="VerbatimChar"/>
-          <w:rFonts w:hint="eastAsia"/>
-        </w:rPr>
-        <w:t xml:space="preserve">---値をコピー--&gt;</w:t>
+        </w:rPr>
+        <w:t xml:space="preserve">    end</w:t>
+      </w:r>
+      <w:r>
+        <w:br/>
       </w:r>
       <w:r>
         <w:rPr>
           <w:rStyle w:val="VerbatimChar"/>
         </w:rPr>
-        <w:t xml:space="preserve"> | x = 10        |</w:t>
+        <w:t xml:space="preserve">    </w:t>
       </w:r>
       <w:r>
         <w:br/>
@@ -40950,23 +41318,23 @@
         <w:rPr>
           <w:rStyle w:val="VerbatimChar"/>
         </w:rPr>
-        <w:t xml:space="preserve">+---------------+                +---------------+</w:t>
-      </w:r>
-      <w:r>
-        <w:br/>
+        <w:t xml:space="preserve">    subgraph </w:t>
       </w:r>
       <w:r>
         <w:rPr>
           <w:rStyle w:val="VerbatimChar"/>
-        </w:rPr>
-        <w:t xml:space="preserve">                                      ↓ x = </w:t>
+          <w:rFonts w:hint="eastAsia"/>
+        </w:rPr>
+        <w:t xml:space="preserve">"modify_value関数のメモリ"</w:t>
+      </w:r>
+      <w:r>
+        <w:br/>
       </w:r>
       <w:r>
         <w:rPr>
           <w:rStyle w:val="VerbatimChar"/>
-          <w:rFonts w:hint="eastAsia"/>
-        </w:rPr>
-        <w:t xml:space="preserve">100に変更</w:t>
+        </w:rPr>
+        <w:t xml:space="preserve">        B1["x = 10&lt;br/&gt;(コピー)"]</w:t>
       </w:r>
       <w:r>
         <w:br/>
@@ -40975,16 +41343,14 @@
         <w:rPr>
           <w:rStyle w:val="VerbatimChar"/>
         </w:rPr>
-        <w:t xml:space="preserve">+---------------+                +---------------+</w:t>
-      </w:r>
-      <w:r>
-        <w:br/>
+        <w:t xml:space="preserve">        B2["x = </w:t>
       </w:r>
       <w:r>
         <w:rPr>
           <w:rStyle w:val="VerbatimChar"/>
-        </w:rPr>
-        <w:t xml:space="preserve">| num = 10      |                | x = 100       |</w:t>
+          <w:rFonts w:hint="eastAsia"/>
+        </w:rPr>
+        <w:t xml:space="preserve">100&lt;br/&gt;(変更後)"]</w:t>
       </w:r>
       <w:r>
         <w:br/>
@@ -40993,7 +41359,7 @@
         <w:rPr>
           <w:rStyle w:val="VerbatimChar"/>
         </w:rPr>
-        <w:t xml:space="preserve">+---------------+                +---------------+</w:t>
+        <w:t xml:space="preserve">    end</w:t>
       </w:r>
       <w:r>
         <w:br/>
@@ -41001,9 +41367,119 @@
       <w:r>
         <w:rPr>
           <w:rStyle w:val="VerbatimChar"/>
-          <w:rFonts w:hint="eastAsia"/>
-        </w:rPr>
-        <w:t xml:space="preserve">※numは変更されない</w:t>
+        </w:rPr>
+        <w:t xml:space="preserve">    </w:t>
+      </w:r>
+      <w:r>
+        <w:br/>
+      </w:r>
+      <w:r>
+        <w:rPr>
+          <w:rStyle w:val="VerbatimChar"/>
+        </w:rPr>
+        <w:t xml:space="preserve">    A1 </w:t>
+      </w:r>
+      <w:r>
+        <w:rPr>
+          <w:rStyle w:val="VerbatimChar"/>
+          <w:rFonts w:hint="eastAsia"/>
+        </w:rPr>
+        <w:t xml:space="preserve">-.-&gt;|"値をコピー"|</w:t>
+      </w:r>
+      <w:r>
+        <w:rPr>
+          <w:rStyle w:val="VerbatimChar"/>
+        </w:rPr>
+        <w:t xml:space="preserve"> B1</w:t>
+      </w:r>
+      <w:r>
+        <w:br/>
+      </w:r>
+      <w:r>
+        <w:rPr>
+          <w:rStyle w:val="VerbatimChar"/>
+        </w:rPr>
+        <w:t xml:space="preserve">    B1 --&gt;|"x = </w:t>
+      </w:r>
+      <w:r>
+        <w:rPr>
+          <w:rStyle w:val="VerbatimChar"/>
+          <w:rFonts w:hint="eastAsia"/>
+        </w:rPr>
+        <w:t xml:space="preserve">100に変更"|</w:t>
+      </w:r>
+      <w:r>
+        <w:rPr>
+          <w:rStyle w:val="VerbatimChar"/>
+        </w:rPr>
+        <w:t xml:space="preserve"> B2</w:t>
+      </w:r>
+      <w:r>
+        <w:br/>
+      </w:r>
+      <w:r>
+        <w:rPr>
+          <w:rStyle w:val="VerbatimChar"/>
+        </w:rPr>
+        <w:t xml:space="preserve">    A1 </w:t>
+      </w:r>
+      <w:r>
+        <w:rPr>
+          <w:rStyle w:val="VerbatimChar"/>
+          <w:rFonts w:hint="eastAsia"/>
+        </w:rPr>
+        <w:t xml:space="preserve">-.-&gt;|"影響なし"|</w:t>
+      </w:r>
+      <w:r>
+        <w:rPr>
+          <w:rStyle w:val="VerbatimChar"/>
+        </w:rPr>
+        <w:t xml:space="preserve"> A2</w:t>
+      </w:r>
+      <w:r>
+        <w:br/>
+      </w:r>
+      <w:r>
+        <w:rPr>
+          <w:rStyle w:val="VerbatimChar"/>
+        </w:rPr>
+        <w:t xml:space="preserve">    </w:t>
+      </w:r>
+      <w:r>
+        <w:br/>
+      </w:r>
+      <w:r>
+        <w:rPr>
+          <w:rStyle w:val="VerbatimChar"/>
+        </w:rPr>
+        <w:t xml:space="preserve">    style A1 fill:#ffd,stroke:#333,stroke-width:2px</w:t>
+      </w:r>
+      <w:r>
+        <w:br/>
+      </w:r>
+      <w:r>
+        <w:rPr>
+          <w:rStyle w:val="VerbatimChar"/>
+        </w:rPr>
+        <w:t xml:space="preserve">    style A2 fill:#ffd,stroke:#333,stroke-width:2px</w:t>
+      </w:r>
+      <w:r>
+        <w:br/>
+      </w:r>
+      <w:r>
+        <w:rPr>
+          <w:rStyle w:val="VerbatimChar"/>
+        </w:rPr>
+        <w:t xml:space="preserve">    style B1 fill:#dff,stroke:#333,stroke-width:2px</w:t>
+      </w:r>
+      <w:r>
+        <w:br/>
+      </w:r>
+      <w:r>
+        <w:rPr>
+          <w:rStyle w:val="VerbatimChar"/>
+        </w:rPr>
+        <w:t xml:space="preserve">    style B2 fill:#fdd,stroke:#333,stroke-width:2px</w:t>
       </w:r>
     </w:p>
     <w:bookmarkEnd w:id="271"/>
@@ -41698,12 +42174,8 @@
       <w:r>
         <w:rPr>
           <w:rStyle w:val="VerbatimChar"/>
-          <w:rFonts w:hint="eastAsia"/>
-        </w:rPr>
-        <w:t xml:space="preserve">関数呼び出し時のメモリの様子：</w:t>
-      </w:r>
-      <w:r>
-        <w:br/>
+        </w:rPr>
+        <w:t xml:space="preserve">graph LR</w:t>
       </w:r>
       <w:r>
         <w:br/>
@@ -41711,22 +42183,24 @@
       <w:r>
         <w:rPr>
           <w:rStyle w:val="VerbatimChar"/>
-          <w:rFonts w:hint="eastAsia"/>
-        </w:rPr>
-        <w:t xml:space="preserve">main関数のメモリ:</w:t>
+        </w:rPr>
+        <w:t xml:space="preserve">    subgraph </w:t>
       </w:r>
       <w:r>
         <w:rPr>
           <w:rStyle w:val="VerbatimChar"/>
-        </w:rPr>
-        <w:t xml:space="preserve">                    </w:t>
+          <w:rFonts w:hint="eastAsia"/>
+        </w:rPr>
+        <w:t xml:space="preserve">"main関数のメモリ"</w:t>
+      </w:r>
+      <w:r>
+        <w:br/>
       </w:r>
       <w:r>
         <w:rPr>
           <w:rStyle w:val="VerbatimChar"/>
-          <w:rFonts w:hint="eastAsia"/>
-        </w:rPr>
-        <w:t xml:space="preserve">modify_value関数のメモリ:</w:t>
+        </w:rPr>
+        <w:t xml:space="preserve">        A1["num = 10&lt;br/&gt;アドレス: 1000"]</w:t>
       </w:r>
       <w:r>
         <w:br/>
@@ -41735,29 +42209,32 @@
         <w:rPr>
           <w:rStyle w:val="VerbatimChar"/>
         </w:rPr>
-        <w:t xml:space="preserve">+---------------+                  +------------------+</w:t>
-      </w:r>
-      <w:r>
-        <w:br/>
+        <w:t xml:space="preserve">        A2["num = 100&lt;br/&gt;アドレス: </w:t>
       </w:r>
       <w:r>
         <w:rPr>
           <w:rStyle w:val="VerbatimChar"/>
-        </w:rPr>
-        <w:t xml:space="preserve">| num = 10      </w:t>
+          <w:rFonts w:hint="eastAsia"/>
+        </w:rPr>
+        <w:t xml:space="preserve">1000&lt;br/&gt;(直接変更される)"]</w:t>
+      </w:r>
+      <w:r>
+        <w:br/>
       </w:r>
       <w:r>
         <w:rPr>
           <w:rStyle w:val="VerbatimChar"/>
-          <w:rFonts w:hint="eastAsia"/>
-        </w:rPr>
-        <w:t xml:space="preserve">|&lt;--アドレスを指す--</w:t>
+        </w:rPr>
+        <w:t xml:space="preserve">    end</w:t>
+      </w:r>
+      <w:r>
+        <w:br/>
       </w:r>
       <w:r>
         <w:rPr>
           <w:rStyle w:val="VerbatimChar"/>
         </w:rPr>
-        <w:t xml:space="preserve"> | x = &amp;num         |</w:t>
+        <w:t xml:space="preserve">    </w:t>
       </w:r>
       <w:r>
         <w:br/>
@@ -41766,32 +42243,30 @@
         <w:rPr>
           <w:rStyle w:val="VerbatimChar"/>
         </w:rPr>
-        <w:t xml:space="preserve">| アドレス:1000 |                   +------------------+</w:t>
-      </w:r>
-      <w:r>
-        <w:br/>
+        <w:t xml:space="preserve">    subgraph </w:t>
       </w:r>
       <w:r>
         <w:rPr>
           <w:rStyle w:val="VerbatimChar"/>
-        </w:rPr>
-        <w:t xml:space="preserve">+---------------+                      ↓ *x = </w:t>
+          <w:rFonts w:hint="eastAsia"/>
+        </w:rPr>
+        <w:t xml:space="preserve">"modify_value関数のメモリ"</w:t>
+      </w:r>
+      <w:r>
+        <w:br/>
       </w:r>
       <w:r>
         <w:rPr>
           <w:rStyle w:val="VerbatimChar"/>
-          <w:rFonts w:hint="eastAsia"/>
-        </w:rPr>
-        <w:t xml:space="preserve">100でnumを変更</w:t>
-      </w:r>
-      <w:r>
-        <w:br/>
+        </w:rPr>
+        <w:t xml:space="preserve">        B1["x = </w:t>
       </w:r>
       <w:r>
         <w:rPr>
           <w:rStyle w:val="VerbatimChar"/>
-        </w:rPr>
-        <w:t xml:space="preserve">                                </w:t>
+          <w:rFonts w:hint="eastAsia"/>
+        </w:rPr>
+        <w:t xml:space="preserve">&amp;num&lt;br/&gt;(アドレスを保持)"]</w:t>
       </w:r>
       <w:r>
         <w:br/>
@@ -41800,7 +42275,7 @@
         <w:rPr>
           <w:rStyle w:val="VerbatimChar"/>
         </w:rPr>
-        <w:t xml:space="preserve">+---------------+               </w:t>
+        <w:t xml:space="preserve">    end</w:t>
       </w:r>
       <w:r>
         <w:br/>
@@ -41809,7 +42284,7 @@
         <w:rPr>
           <w:rStyle w:val="VerbatimChar"/>
         </w:rPr>
-        <w:t xml:space="preserve">| num = 100     |               </w:t>
+        <w:t xml:space="preserve">    </w:t>
       </w:r>
       <w:r>
         <w:br/>
@@ -41818,26 +42293,78 @@
         <w:rPr>
           <w:rStyle w:val="VerbatimChar"/>
         </w:rPr>
-        <w:t xml:space="preserve">| アドレス:1000 |               </w:t>
-      </w:r>
-      <w:r>
-        <w:br/>
+        <w:t xml:space="preserve">    B1 </w:t>
       </w:r>
       <w:r>
         <w:rPr>
           <w:rStyle w:val="VerbatimChar"/>
-        </w:rPr>
-        <w:t xml:space="preserve">+---------------+               </w:t>
-      </w:r>
-      <w:r>
-        <w:br/>
+          <w:rFonts w:hint="eastAsia"/>
+        </w:rPr>
+        <w:t xml:space="preserve">--&gt;|"アドレスを指す"|</w:t>
       </w:r>
       <w:r>
         <w:rPr>
           <w:rStyle w:val="VerbatimChar"/>
-          <w:rFonts w:hint="eastAsia"/>
-        </w:rPr>
-        <w:t xml:space="preserve">※numが直接変更される</w:t>
+        </w:rPr>
+        <w:t xml:space="preserve"> A1</w:t>
+      </w:r>
+      <w:r>
+        <w:br/>
+      </w:r>
+      <w:r>
+        <w:rPr>
+          <w:rStyle w:val="VerbatimChar"/>
+        </w:rPr>
+        <w:t xml:space="preserve">    B1 --&gt;|"*x = </w:t>
+      </w:r>
+      <w:r>
+        <w:rPr>
+          <w:rStyle w:val="VerbatimChar"/>
+          <w:rFonts w:hint="eastAsia"/>
+        </w:rPr>
+        <w:t xml:space="preserve">100で変更"|</w:t>
+      </w:r>
+      <w:r>
+        <w:rPr>
+          <w:rStyle w:val="VerbatimChar"/>
+        </w:rPr>
+        <w:t xml:space="preserve"> A2</w:t>
+      </w:r>
+      <w:r>
+        <w:br/>
+      </w:r>
+      <w:r>
+        <w:rPr>
+          <w:rStyle w:val="VerbatimChar"/>
+        </w:rPr>
+        <w:t xml:space="preserve">    </w:t>
+      </w:r>
+      <w:r>
+        <w:br/>
+      </w:r>
+      <w:r>
+        <w:rPr>
+          <w:rStyle w:val="VerbatimChar"/>
+        </w:rPr>
+        <w:t xml:space="preserve">    style A1 fill:#ffd,stroke:#333,stroke-width:2px</w:t>
+      </w:r>
+      <w:r>
+        <w:br/>
+      </w:r>
+      <w:r>
+        <w:rPr>
+          <w:rStyle w:val="VerbatimChar"/>
+        </w:rPr>
+        <w:t xml:space="preserve">    style A2 fill:#dfd,stroke:#333,stroke-width:3px</w:t>
+      </w:r>
+      <w:r>
+        <w:br/>
+      </w:r>
+      <w:r>
+        <w:rPr>
+          <w:rStyle w:val="VerbatimChar"/>
+        </w:rPr>
+        <w:t xml:space="preserve">    style B1 fill:#dff,stroke:#333,stroke-width:2px</w:t>
       </w:r>
     </w:p>
     <w:bookmarkEnd w:id="275"/>
@@ -45363,9 +45890,8 @@
       <w:r>
         <w:rPr>
           <w:rStyle w:val="VerbatimChar"/>
-          <w:rFonts w:hint="eastAsia"/>
-        </w:rPr>
-        <w:t xml:space="preserve">swap_wrong呼び出し時：</w:t>
+        </w:rPr>
+        <w:t xml:space="preserve">flowchart LR</w:t>
       </w:r>
       <w:r>
         <w:br/>
@@ -45374,23 +45900,23 @@
         <w:rPr>
           <w:rStyle w:val="VerbatimChar"/>
         </w:rPr>
-        <w:t xml:space="preserve">main: x=5, y=10  →コピー→  swap_wrong: a=5, b=10</w:t>
-      </w:r>
-      <w:r>
-        <w:br/>
+        <w:t xml:space="preserve">    subgraph </w:t>
       </w:r>
       <w:r>
         <w:rPr>
           <w:rStyle w:val="VerbatimChar"/>
-        </w:rPr>
-        <w:t xml:space="preserve">                             </w:t>
+          <w:rFonts w:hint="eastAsia"/>
+        </w:rPr>
+        <w:t xml:space="preserve">"main関数"</w:t>
+      </w:r>
+      <w:r>
+        <w:br/>
       </w:r>
       <w:r>
         <w:rPr>
           <w:rStyle w:val="VerbatimChar"/>
-          <w:rFonts w:hint="eastAsia"/>
-        </w:rPr>
-        <w:t xml:space="preserve">↓交換</w:t>
+        </w:rPr>
+        <w:t xml:space="preserve">        A1["x=5, y=10"]</w:t>
       </w:r>
       <w:r>
         <w:br/>
@@ -45399,27 +45925,240 @@
         <w:rPr>
           <w:rStyle w:val="VerbatimChar"/>
         </w:rPr>
-        <w:t xml:space="preserve">main: x=5, y=10  </w:t>
+        <w:t xml:space="preserve">        A2["x=5, </w:t>
       </w:r>
       <w:r>
         <w:rPr>
           <w:rStyle w:val="VerbatimChar"/>
           <w:rFonts w:hint="eastAsia"/>
         </w:rPr>
-        <w:t xml:space="preserve">←影響なし</w:t>
+        <w:t xml:space="preserve">y=10&lt;br/&gt;(変更なし)"]</w:t>
+      </w:r>
+      <w:r>
+        <w:br/>
       </w:r>
       <w:r>
         <w:rPr>
           <w:rStyle w:val="VerbatimChar"/>
         </w:rPr>
-        <w:t xml:space="preserve">  swap_wrong: a=10, </w:t>
+        <w:t xml:space="preserve">    end</w:t>
+      </w:r>
+      <w:r>
+        <w:br/>
       </w:r>
       <w:r>
         <w:rPr>
           <w:rStyle w:val="VerbatimChar"/>
-          <w:rFonts w:hint="eastAsia"/>
-        </w:rPr>
-        <w:t xml:space="preserve">b=5（関数終了で消滅）</w:t>
+        </w:rPr>
+        <w:t xml:space="preserve">    </w:t>
+      </w:r>
+      <w:r>
+        <w:br/>
+      </w:r>
+      <w:r>
+        <w:rPr>
+          <w:rStyle w:val="VerbatimChar"/>
+        </w:rPr>
+        <w:t xml:space="preserve">    subgraph </w:t>
+      </w:r>
+      <w:r>
+        <w:rPr>
+          <w:rStyle w:val="VerbatimChar"/>
+          <w:rFonts w:hint="eastAsia"/>
+        </w:rPr>
+        <w:t xml:space="preserve">"swap_wrong関数"</w:t>
+      </w:r>
+      <w:r>
+        <w:br/>
+      </w:r>
+      <w:r>
+        <w:rPr>
+          <w:rStyle w:val="VerbatimChar"/>
+        </w:rPr>
+        <w:t xml:space="preserve">        B1["a=5, b=10&lt;br/&gt;(コピー)"]</w:t>
+      </w:r>
+      <w:r>
+        <w:br/>
+      </w:r>
+      <w:r>
+        <w:rPr>
+          <w:rStyle w:val="VerbatimChar"/>
+        </w:rPr>
+        <w:t xml:space="preserve">        B2["a=10, </w:t>
+      </w:r>
+      <w:r>
+        <w:rPr>
+          <w:rStyle w:val="VerbatimChar"/>
+          <w:rFonts w:hint="eastAsia"/>
+        </w:rPr>
+        <w:t xml:space="preserve">b=5&lt;br/&gt;(交換後)"]</w:t>
+      </w:r>
+      <w:r>
+        <w:br/>
+      </w:r>
+      <w:r>
+        <w:rPr>
+          <w:rStyle w:val="VerbatimChar"/>
+        </w:rPr>
+        <w:t xml:space="preserve">        </w:t>
+      </w:r>
+      <w:r>
+        <w:rPr>
+          <w:rStyle w:val="VerbatimChar"/>
+          <w:rFonts w:hint="eastAsia"/>
+        </w:rPr>
+        <w:t xml:space="preserve">B3["関数終了で&lt;br/&gt;消滅"]</w:t>
+      </w:r>
+      <w:r>
+        <w:br/>
+      </w:r>
+      <w:r>
+        <w:rPr>
+          <w:rStyle w:val="VerbatimChar"/>
+        </w:rPr>
+        <w:t xml:space="preserve">    end</w:t>
+      </w:r>
+      <w:r>
+        <w:br/>
+      </w:r>
+      <w:r>
+        <w:rPr>
+          <w:rStyle w:val="VerbatimChar"/>
+        </w:rPr>
+        <w:t xml:space="preserve">    </w:t>
+      </w:r>
+      <w:r>
+        <w:br/>
+      </w:r>
+      <w:r>
+        <w:rPr>
+          <w:rStyle w:val="VerbatimChar"/>
+        </w:rPr>
+        <w:t xml:space="preserve">    A1 </w:t>
+      </w:r>
+      <w:r>
+        <w:rPr>
+          <w:rStyle w:val="VerbatimChar"/>
+          <w:rFonts w:hint="eastAsia"/>
+        </w:rPr>
+        <w:t xml:space="preserve">--&gt;|"値をコピー"|</w:t>
+      </w:r>
+      <w:r>
+        <w:rPr>
+          <w:rStyle w:val="VerbatimChar"/>
+        </w:rPr>
+        <w:t xml:space="preserve"> B1</w:t>
+      </w:r>
+      <w:r>
+        <w:br/>
+      </w:r>
+      <w:r>
+        <w:rPr>
+          <w:rStyle w:val="VerbatimChar"/>
+        </w:rPr>
+        <w:t xml:space="preserve">    B1 </w:t>
+      </w:r>
+      <w:r>
+        <w:rPr>
+          <w:rStyle w:val="VerbatimChar"/>
+          <w:rFonts w:hint="eastAsia"/>
+        </w:rPr>
+        <w:t xml:space="preserve">--&gt;|"交換"|</w:t>
+      </w:r>
+      <w:r>
+        <w:rPr>
+          <w:rStyle w:val="VerbatimChar"/>
+        </w:rPr>
+        <w:t xml:space="preserve"> B2</w:t>
+      </w:r>
+      <w:r>
+        <w:br/>
+      </w:r>
+      <w:r>
+        <w:rPr>
+          <w:rStyle w:val="VerbatimChar"/>
+        </w:rPr>
+        <w:t xml:space="preserve">    B2 </w:t>
+      </w:r>
+      <w:r>
+        <w:rPr>
+          <w:rStyle w:val="VerbatimChar"/>
+          <w:rFonts w:hint="eastAsia"/>
+        </w:rPr>
+        <w:t xml:space="preserve">--&gt;|"終了"|</w:t>
+      </w:r>
+      <w:r>
+        <w:rPr>
+          <w:rStyle w:val="VerbatimChar"/>
+        </w:rPr>
+        <w:t xml:space="preserve"> B3</w:t>
+      </w:r>
+      <w:r>
+        <w:br/>
+      </w:r>
+      <w:r>
+        <w:rPr>
+          <w:rStyle w:val="VerbatimChar"/>
+        </w:rPr>
+        <w:t xml:space="preserve">    A1 </w:t>
+      </w:r>
+      <w:r>
+        <w:rPr>
+          <w:rStyle w:val="VerbatimChar"/>
+          <w:rFonts w:hint="eastAsia"/>
+        </w:rPr>
+        <w:t xml:space="preserve">-.-&gt;|"影響なし"|</w:t>
+      </w:r>
+      <w:r>
+        <w:rPr>
+          <w:rStyle w:val="VerbatimChar"/>
+        </w:rPr>
+        <w:t xml:space="preserve"> A2</w:t>
+      </w:r>
+      <w:r>
+        <w:br/>
+      </w:r>
+      <w:r>
+        <w:rPr>
+          <w:rStyle w:val="VerbatimChar"/>
+        </w:rPr>
+        <w:t xml:space="preserve">    </w:t>
+      </w:r>
+      <w:r>
+        <w:br/>
+      </w:r>
+      <w:r>
+        <w:rPr>
+          <w:rStyle w:val="VerbatimChar"/>
+        </w:rPr>
+        <w:t xml:space="preserve">    style A1 fill:#ffd,stroke:#333,stroke-width:2px</w:t>
+      </w:r>
+      <w:r>
+        <w:br/>
+      </w:r>
+      <w:r>
+        <w:rPr>
+          <w:rStyle w:val="VerbatimChar"/>
+        </w:rPr>
+        <w:t xml:space="preserve">    style A2 fill:#ffd,stroke:#333,stroke-width:2px</w:t>
+      </w:r>
+      <w:r>
+        <w:br/>
+      </w:r>
+      <w:r>
+        <w:rPr>
+          <w:rStyle w:val="VerbatimChar"/>
+        </w:rPr>
+        <w:t xml:space="preserve">    style B2 fill:#fdd,stroke:#333,stroke-width:2px</w:t>
+      </w:r>
+      <w:r>
+        <w:br/>
+      </w:r>
+      <w:r>
+        <w:rPr>
+          <w:rStyle w:val="VerbatimChar"/>
+        </w:rPr>
+        <w:t xml:space="preserve">    style B3 fill:#ccc,stroke:#333,stroke-width:2px,stroke-dasharray: 5 5</w:t>
       </w:r>
     </w:p>
     <w:bookmarkEnd w:id="285"/>
@@ -57694,12 +58433,8 @@
       <w:r>
         <w:rPr>
           <w:rStyle w:val="VerbatimChar"/>
-          <w:rFonts w:hint="eastAsia"/>
-        </w:rPr>
-        <w:t xml:space="preserve">スタックメモリの様子：</w:t>
-      </w:r>
-      <w:r>
-        <w:br/>
+        </w:rPr>
+        <w:t xml:space="preserve">graph TB</w:t>
       </w:r>
       <w:r>
         <w:br/>
@@ -57707,31 +58442,31 @@
       <w:r>
         <w:rPr>
           <w:rStyle w:val="VerbatimChar"/>
-          <w:rFonts w:hint="eastAsia"/>
-        </w:rPr>
-        <w:t xml:space="preserve">関数呼び出し時:</w:t>
+        </w:rPr>
+        <w:t xml:space="preserve">    subgraph </w:t>
       </w:r>
       <w:r>
         <w:rPr>
           <w:rStyle w:val="VerbatimChar"/>
-        </w:rPr>
-        <w:t xml:space="preserve">              </w:t>
+          <w:rFonts w:hint="eastAsia"/>
+        </w:rPr>
+        <w:t xml:space="preserve">"関数呼び出し時"</w:t>
+      </w:r>
+      <w:r>
+        <w:br/>
       </w:r>
       <w:r>
         <w:rPr>
           <w:rStyle w:val="VerbatimChar"/>
-          <w:rFonts w:hint="eastAsia"/>
-        </w:rPr>
-        <w:t xml:space="preserve">関数終了時:</w:t>
-      </w:r>
-      <w:r>
-        <w:br/>
+        </w:rPr>
+        <w:t xml:space="preserve">        </w:t>
       </w:r>
       <w:r>
         <w:rPr>
           <w:rStyle w:val="VerbatimChar"/>
-        </w:rPr>
-        <w:t xml:space="preserve">+----------------+           +----------------+</w:t>
+          <w:rFonts w:hint="eastAsia"/>
+        </w:rPr>
+        <w:t xml:space="preserve">A1["main()の変数"]</w:t>
       </w:r>
       <w:r>
         <w:br/>
@@ -57740,42 +58475,50 @@
         <w:rPr>
           <w:rStyle w:val="VerbatimChar"/>
         </w:rPr>
-        <w:t xml:space="preserve">| </w:t>
+        <w:t xml:space="preserve">        A2["function()の&lt;br/&gt;local_var = 10"]</w:t>
+      </w:r>
+      <w:r>
+        <w:br/>
       </w:r>
       <w:r>
         <w:rPr>
           <w:rStyle w:val="VerbatimChar"/>
-          <w:rFonts w:hint="eastAsia"/>
-        </w:rPr>
-        <w:t xml:space="preserve">main()の変数</w:t>
+        </w:rPr>
+        <w:t xml:space="preserve">        A1 --&gt; A2</w:t>
+      </w:r>
+      <w:r>
+        <w:br/>
       </w:r>
       <w:r>
         <w:rPr>
           <w:rStyle w:val="VerbatimChar"/>
         </w:rPr>
-        <w:t xml:space="preserve">    |           | </w:t>
+        <w:t xml:space="preserve">    end</w:t>
+      </w:r>
+      <w:r>
+        <w:br/>
       </w:r>
       <w:r>
         <w:rPr>
           <w:rStyle w:val="VerbatimChar"/>
-          <w:rFonts w:hint="eastAsia"/>
-        </w:rPr>
-        <w:t xml:space="preserve">main()の変数</w:t>
+        </w:rPr>
+        <w:t xml:space="preserve">    </w:t>
+      </w:r>
+      <w:r>
+        <w:br/>
       </w:r>
       <w:r>
         <w:rPr>
           <w:rStyle w:val="VerbatimChar"/>
         </w:rPr>
-        <w:t xml:space="preserve">    |</w:t>
-      </w:r>
-      <w:r>
-        <w:br/>
+        <w:t xml:space="preserve">    subgraph </w:t>
       </w:r>
       <w:r>
         <w:rPr>
           <w:rStyle w:val="VerbatimChar"/>
-        </w:rPr>
-        <w:t xml:space="preserve">+----------------+           +----------------+</w:t>
+          <w:rFonts w:hint="eastAsia"/>
+        </w:rPr>
+        <w:t xml:space="preserve">"関数終了時"</w:t>
       </w:r>
       <w:r>
         <w:br/>
@@ -57784,29 +58527,30 @@
         <w:rPr>
           <w:rStyle w:val="VerbatimChar"/>
         </w:rPr>
-        <w:t xml:space="preserve">| function()の   |           |     </w:t>
+        <w:t xml:space="preserve">        </w:t>
       </w:r>
       <w:r>
         <w:rPr>
           <w:rStyle w:val="VerbatimChar"/>
           <w:rFonts w:hint="eastAsia"/>
         </w:rPr>
-        <w:t xml:space="preserve">（空）</w:t>
+        <w:t xml:space="preserve">B1["main()の変数"]</w:t>
+      </w:r>
+      <w:r>
+        <w:br/>
       </w:r>
       <w:r>
         <w:rPr>
           <w:rStyle w:val="VerbatimChar"/>
         </w:rPr>
-        <w:t xml:space="preserve">      |</w:t>
-      </w:r>
-      <w:r>
-        <w:br/>
+        <w:t xml:space="preserve">        </w:t>
       </w:r>
       <w:r>
         <w:rPr>
           <w:rStyle w:val="VerbatimChar"/>
-        </w:rPr>
-        <w:t xml:space="preserve">| local_var = 10 |           |                |</w:t>
+          <w:rFonts w:hint="eastAsia"/>
+        </w:rPr>
+        <w:t xml:space="preserve">B2["（空）"]</w:t>
       </w:r>
       <w:r>
         <w:br/>
@@ -57815,7 +58559,92 @@
         <w:rPr>
           <w:rStyle w:val="VerbatimChar"/>
         </w:rPr>
-        <w:t xml:space="preserve">+----------------+           +----------------+</w:t>
+        <w:t xml:space="preserve">        B1 --&gt; B2</w:t>
+      </w:r>
+      <w:r>
+        <w:br/>
+      </w:r>
+      <w:r>
+        <w:rPr>
+          <w:rStyle w:val="VerbatimChar"/>
+        </w:rPr>
+        <w:t xml:space="preserve">    end</w:t>
+      </w:r>
+      <w:r>
+        <w:br/>
+      </w:r>
+      <w:r>
+        <w:rPr>
+          <w:rStyle w:val="VerbatimChar"/>
+        </w:rPr>
+        <w:t xml:space="preserve">    </w:t>
+      </w:r>
+      <w:r>
+        <w:br/>
+      </w:r>
+      <w:r>
+        <w:rPr>
+          <w:rStyle w:val="VerbatimChar"/>
+        </w:rPr>
+        <w:t xml:space="preserve">    A2 </w:t>
+      </w:r>
+      <w:r>
+        <w:rPr>
+          <w:rStyle w:val="VerbatimChar"/>
+          <w:rFonts w:hint="eastAsia"/>
+        </w:rPr>
+        <w:t xml:space="preserve">-.-&gt;|"関数終了で破棄"|</w:t>
+      </w:r>
+      <w:r>
+        <w:rPr>
+          <w:rStyle w:val="VerbatimChar"/>
+        </w:rPr>
+        <w:t xml:space="preserve"> B2</w:t>
+      </w:r>
+      <w:r>
+        <w:br/>
+      </w:r>
+      <w:r>
+        <w:rPr>
+          <w:rStyle w:val="VerbatimChar"/>
+        </w:rPr>
+        <w:t xml:space="preserve">    </w:t>
+      </w:r>
+      <w:r>
+        <w:br/>
+      </w:r>
+      <w:r>
+        <w:rPr>
+          <w:rStyle w:val="VerbatimChar"/>
+        </w:rPr>
+        <w:t xml:space="preserve">    style A1 fill:#ffd,stroke:#333,stroke-width:2px</w:t>
+      </w:r>
+      <w:r>
+        <w:br/>
+      </w:r>
+      <w:r>
+        <w:rPr>
+          <w:rStyle w:val="VerbatimChar"/>
+        </w:rPr>
+        <w:t xml:space="preserve">    style A2 fill:#dff,stroke:#333,stroke-width:2px</w:t>
+      </w:r>
+      <w:r>
+        <w:br/>
+      </w:r>
+      <w:r>
+        <w:rPr>
+          <w:rStyle w:val="VerbatimChar"/>
+        </w:rPr>
+        <w:t xml:space="preserve">    style B1 fill:#ffd,stroke:#333,stroke-width:2px</w:t>
+      </w:r>
+      <w:r>
+        <w:br/>
+      </w:r>
+      <w:r>
+        <w:rPr>
+          <w:rStyle w:val="VerbatimChar"/>
+        </w:rPr>
+        <w:t xml:space="preserve">    style B2 fill:#eee,stroke:#333,stroke-width:2px,stroke-dasharray: 5 5</w:t>
       </w:r>
     </w:p>
     <w:bookmarkEnd w:id="305"/>
